--- a/project plan.docx
+++ b/project plan.docx
@@ -7,250 +7,342 @@
         <w:t>1. index.html — Home + How to Play</w:t>
       </w:r>
     </w:p>
+    <w:p>
+      <w:pPr>
+        <w:rPr>
+          <w:b/>
+          <w:bCs/>
+        </w:rPr>
+      </w:pPr>
+      <w:r>
+        <w:rPr>
+          <w:b/>
+          <w:bCs/>
+        </w:rPr>
+        <w:t>Tony</w:t>
+      </w:r>
+    </w:p>
+    <w:p>
+      <w:r>
+        <w:t>Purpose:</w:t>
+      </w:r>
+    </w:p>
+    <w:p>
+      <w:r>
+        <w:t>landing page</w:t>
+      </w:r>
+    </w:p>
+    <w:p>
+      <w:proofErr w:type="gramStart"/>
+      <w:r>
+        <w:t>short game intro</w:t>
+      </w:r>
+      <w:proofErr w:type="gramEnd"/>
+    </w:p>
+    <w:p>
+      <w:r>
+        <w:t>rules and controls on the same page</w:t>
+      </w:r>
+    </w:p>
     <w:p/>
     <w:p>
       <w:r>
+        <w:t>Sections:</w:t>
+      </w:r>
+    </w:p>
+    <w:p>
+      <w:r>
+        <w:t>header / navigation</w:t>
+      </w:r>
+    </w:p>
+    <w:p>
+      <w:r>
+        <w:t>hero section with game title and Play Now button</w:t>
+      </w:r>
+    </w:p>
+    <w:p>
+      <w:r>
+        <w:t>brief game description</w:t>
+      </w:r>
+    </w:p>
+    <w:p>
+      <w:r>
+        <w:t>How to Play section</w:t>
+      </w:r>
+    </w:p>
+    <w:p>
+      <w:r>
+        <w:t>controls</w:t>
+      </w:r>
+    </w:p>
+    <w:p>
+      <w:r>
+        <w:t>objective</w:t>
+      </w:r>
+    </w:p>
+    <w:p>
+      <w:r>
+        <w:t>scoring</w:t>
+      </w:r>
+    </w:p>
+    <w:p>
+      <w:r>
+        <w:t>win / lose conditions</w:t>
+      </w:r>
+    </w:p>
+    <w:p>
+      <w:r>
+        <w:t>footer</w:t>
+      </w:r>
+    </w:p>
+    <w:p>
+      <w:r>
+        <w:t>2. game. — Game</w:t>
+      </w:r>
+    </w:p>
+    <w:p>
+      <w:pPr>
+        <w:rPr>
+          <w:b/>
+          <w:bCs/>
+        </w:rPr>
+      </w:pPr>
+      <w:r>
+        <w:rPr>
+          <w:b/>
+          <w:bCs/>
+        </w:rPr>
+        <w:t>Zongrui</w:t>
+      </w:r>
+    </w:p>
+    <w:p>
+      <w:r>
         <w:t>Purpose:</w:t>
       </w:r>
     </w:p>
     <w:p>
       <w:r>
-        <w:t>landing page</w:t>
-      </w:r>
-    </w:p>
-    <w:p>
+        <w:t>actual Breakout gameplay</w:t>
+      </w:r>
+    </w:p>
+    <w:p>
+      <w:r>
+        <w:t>Include:</w:t>
+      </w:r>
+    </w:p>
+    <w:p>
+      <w:r>
+        <w:t>game canvas</w:t>
+      </w:r>
+    </w:p>
+    <w:p>
+      <w:r>
+        <w:t>score</w:t>
+      </w:r>
+    </w:p>
+    <w:p>
+      <w:r>
+        <w:t>pause / restart buttons</w:t>
+      </w:r>
+    </w:p>
+    <w:p>
+      <w:r>
+        <w:t>back to home button</w:t>
+      </w:r>
+    </w:p>
+    <w:p>
+      <w:r>
+        <w:t>game over / win message</w:t>
+      </w:r>
+    </w:p>
+    <w:p>
+      <w:r>
+        <w:t>3. leaderboard</w:t>
+      </w:r>
+    </w:p>
+    <w:p>
+      <w:pPr>
+        <w:rPr>
+          <w:b/>
+          <w:bCs/>
+        </w:rPr>
+      </w:pPr>
+      <w:r>
+        <w:rPr>
+          <w:b/>
+          <w:bCs/>
+        </w:rPr>
+        <w:t>Tony</w:t>
+      </w:r>
+    </w:p>
+    <w:p/>
+    <w:p>
+      <w:r>
+        <w:t>Purpose:</w:t>
+      </w:r>
+    </w:p>
+    <w:p>
+      <w:r>
+        <w:t>show top scores</w:t>
+      </w:r>
+    </w:p>
+    <w:p>
+      <w:r>
+        <w:t>show global(</w:t>
+      </w:r>
       <w:proofErr w:type="gramStart"/>
       <w:r>
-        <w:t>short game intro</w:t>
+        <w:t>local)  leaderboard</w:t>
       </w:r>
       <w:proofErr w:type="gramEnd"/>
-    </w:p>
-    <w:p>
-      <w:r>
-        <w:t>rules and controls on the same page</w:t>
+      <w:r>
+        <w:t xml:space="preserve"> from (local) database</w:t>
+      </w:r>
+    </w:p>
+    <w:p>
+      <w:r>
+        <w:t>rank, username, score, date</w:t>
+      </w:r>
+    </w:p>
+    <w:p>
+      <w:r>
+        <w:t>4. login</w:t>
+      </w:r>
+    </w:p>
+    <w:p>
+      <w:pPr>
+        <w:rPr>
+          <w:b/>
+          <w:bCs/>
+        </w:rPr>
+      </w:pPr>
+      <w:r>
+        <w:rPr>
+          <w:b/>
+          <w:bCs/>
+        </w:rPr>
+        <w:t>Zongrui</w:t>
+      </w:r>
+    </w:p>
+    <w:p>
+      <w:r>
+        <w:t>Purpose:</w:t>
+      </w:r>
+    </w:p>
+    <w:p>
+      <w:r>
+        <w:t>user login page</w:t>
+      </w:r>
+    </w:p>
+    <w:p>
+      <w:r>
+        <w:t>Include:</w:t>
+      </w:r>
+    </w:p>
+    <w:p>
+      <w:r>
+        <w:t>username</w:t>
+      </w:r>
+    </w:p>
+    <w:p>
+      <w:r>
+        <w:t>password</w:t>
+      </w:r>
+    </w:p>
+    <w:p>
+      <w:r>
+        <w:t>login button</w:t>
+      </w:r>
+    </w:p>
+    <w:p>
+      <w:r>
+        <w:t>link to register page</w:t>
+      </w:r>
+    </w:p>
+    <w:p>
+      <w:r>
+        <w:t>5. register</w:t>
+      </w:r>
+    </w:p>
+    <w:p>
+      <w:pPr>
+        <w:rPr>
+          <w:b/>
+          <w:bCs/>
+        </w:rPr>
+      </w:pPr>
+      <w:r>
+        <w:rPr>
+          <w:b/>
+          <w:bCs/>
+        </w:rPr>
+        <w:t>Zongrui</w:t>
+      </w:r>
+    </w:p>
+    <w:p>
+      <w:r>
+        <w:t>Purpose:</w:t>
+      </w:r>
+    </w:p>
+    <w:p>
+      <w:r>
+        <w:t>account creation page</w:t>
+      </w:r>
+    </w:p>
+    <w:p>
+      <w:r>
+        <w:t>Include:</w:t>
+      </w:r>
+    </w:p>
+    <w:p>
+      <w:r>
+        <w:t>username</w:t>
+      </w:r>
+    </w:p>
+    <w:p>
+      <w:r>
+        <w:t>password</w:t>
+      </w:r>
+    </w:p>
+    <w:p>
+      <w:r>
+        <w:t>confirm password</w:t>
+      </w:r>
+    </w:p>
+    <w:p>
+      <w:r>
+        <w:t>register button</w:t>
       </w:r>
     </w:p>
     <w:p/>
     <w:p>
-      <w:r>
-        <w:t>Sections:</w:t>
-      </w:r>
-    </w:p>
-    <w:p>
-      <w:r>
-        <w:t>header / navigation</w:t>
-      </w:r>
-    </w:p>
-    <w:p>
-      <w:r>
-        <w:t>hero section with game title and Play Now button</w:t>
-      </w:r>
-    </w:p>
-    <w:p>
-      <w:r>
-        <w:t>brief game description</w:t>
-      </w:r>
-    </w:p>
-    <w:p>
-      <w:r>
-        <w:t>How to Play section</w:t>
-      </w:r>
-    </w:p>
-    <w:p>
-      <w:r>
-        <w:t>controls</w:t>
-      </w:r>
-    </w:p>
-    <w:p>
-      <w:r>
-        <w:t>objective</w:t>
-      </w:r>
-    </w:p>
-    <w:p>
-      <w:r>
-        <w:t>scoring</w:t>
-      </w:r>
-    </w:p>
-    <w:p>
-      <w:r>
-        <w:t>win / lose conditions</w:t>
-      </w:r>
-    </w:p>
-    <w:p>
-      <w:r>
-        <w:t>footer</w:t>
-      </w:r>
-    </w:p>
-    <w:p>
-      <w:r>
-        <w:t>2. game. — Game</w:t>
-      </w:r>
-    </w:p>
-    <w:p/>
-    <w:p>
-      <w:r>
-        <w:t>Purpose:</w:t>
-      </w:r>
-    </w:p>
-    <w:p>
-      <w:r>
-        <w:t>actual Breakout gameplay</w:t>
-      </w:r>
-    </w:p>
-    <w:p>
-      <w:r>
-        <w:t>Include:</w:t>
-      </w:r>
-    </w:p>
-    <w:p>
-      <w:r>
-        <w:t>game canvas</w:t>
-      </w:r>
-    </w:p>
-    <w:p>
-      <w:r>
-        <w:t>score</w:t>
-      </w:r>
-    </w:p>
-    <w:p>
-      <w:r>
-        <w:t>pause / restart buttons</w:t>
-      </w:r>
-    </w:p>
-    <w:p>
-      <w:r>
-        <w:t>back to home button</w:t>
-      </w:r>
-    </w:p>
-    <w:p>
-      <w:r>
-        <w:t>game over / win message</w:t>
-      </w:r>
-    </w:p>
-    <w:p>
-      <w:r>
-        <w:t>3. leaderboard</w:t>
-      </w:r>
-    </w:p>
-    <w:p/>
-    <w:p>
-      <w:r>
-        <w:lastRenderedPageBreak/>
-        <w:t>Purpose:</w:t>
-      </w:r>
-    </w:p>
-    <w:p>
-      <w:r>
-        <w:t>show top scores</w:t>
-      </w:r>
-    </w:p>
-    <w:p>
-      <w:r>
-        <w:t>show global(</w:t>
-      </w:r>
-      <w:proofErr w:type="gramStart"/>
-      <w:r>
-        <w:t>local)  leaderboard</w:t>
-      </w:r>
-      <w:proofErr w:type="gramEnd"/>
-      <w:r>
-        <w:t xml:space="preserve"> from </w:t>
-      </w:r>
-      <w:r>
-        <w:t xml:space="preserve">(local) </w:t>
-      </w:r>
-      <w:r>
-        <w:t>database</w:t>
-      </w:r>
-    </w:p>
-    <w:p>
-      <w:r>
-        <w:t>rank, username, score, date</w:t>
-      </w:r>
-    </w:p>
-    <w:p>
-      <w:r>
-        <w:t>4. login</w:t>
-      </w:r>
-    </w:p>
-    <w:p/>
-    <w:p>
-      <w:r>
-        <w:t>Purpose:</w:t>
-      </w:r>
-    </w:p>
-    <w:p>
-      <w:r>
-        <w:t>user login page</w:t>
-      </w:r>
-    </w:p>
-    <w:p>
-      <w:r>
-        <w:t>Include:</w:t>
-      </w:r>
-    </w:p>
-    <w:p>
-      <w:r>
-        <w:t>username</w:t>
-      </w:r>
-    </w:p>
-    <w:p>
-      <w:r>
-        <w:t>password</w:t>
-      </w:r>
-    </w:p>
-    <w:p>
-      <w:r>
-        <w:t>login button</w:t>
-      </w:r>
-    </w:p>
-    <w:p>
-      <w:r>
-        <w:t>link to register page</w:t>
-      </w:r>
-    </w:p>
-    <w:p>
-      <w:r>
-        <w:t>5. register</w:t>
-      </w:r>
-    </w:p>
-    <w:p/>
-    <w:p>
-      <w:r>
-        <w:t>Purpose:</w:t>
-      </w:r>
-    </w:p>
-    <w:p>
-      <w:r>
-        <w:t>account creation page</w:t>
-      </w:r>
-    </w:p>
-    <w:p>
-      <w:r>
-        <w:t>Include:</w:t>
-      </w:r>
-    </w:p>
-    <w:p>
-      <w:r>
-        <w:t>username</w:t>
-      </w:r>
-    </w:p>
-    <w:p>
-      <w:r>
-        <w:t>password</w:t>
-      </w:r>
-    </w:p>
-    <w:p>
-      <w:r>
-        <w:t>confirm password</w:t>
-      </w:r>
-    </w:p>
-    <w:p>
-      <w:r>
-        <w:t>register button</w:t>
-      </w:r>
-    </w:p>
-    <w:p/>
+      <w:pPr>
+        <w:rPr>
+          <w:b/>
+          <w:bCs/>
+        </w:rPr>
+      </w:pPr>
+      <w:r>
+        <w:t xml:space="preserve">Back-end: </w:t>
+      </w:r>
+      <w:r>
+        <w:rPr>
+          <w:b/>
+          <w:bCs/>
+        </w:rPr>
+        <w:t>Yifan</w:t>
+      </w:r>
+    </w:p>
+    <w:p>
+      <w:r>
+        <w:t>Maintain database: User and leaderboard</w:t>
+      </w:r>
+    </w:p>
+    <w:p>
+      <w:r>
+        <w:t>PHP connection and data retrieval</w:t>
+      </w:r>
+    </w:p>
     <w:sectPr>
       <w:pgSz w:w="12240" w:h="15840"/>
       <w:pgMar w:top="1440" w:right="1800" w:bottom="1440" w:left="1800" w:header="708" w:footer="708" w:gutter="0"/>
@@ -2639,18 +2731,18 @@
     <w:lsdException w:name="Unresolved Mention" w:semiHidden="1" w:unhideWhenUsed="1"/>
     <w:lsdException w:name="Smart Link" w:semiHidden="1" w:unhideWhenUsed="1"/>
   </w:latentStyles>
-  <w:style w:type="paragraph" w:default="1" w:styleId="a">
+  <w:style w:type="paragraph" w:default="1" w:styleId="Normal">
     <w:name w:val="Normal"/>
     <w:qFormat/>
     <w:rPr>
       <w:lang w:val="en-US"/>
     </w:rPr>
   </w:style>
-  <w:style w:type="paragraph" w:styleId="1">
+  <w:style w:type="paragraph" w:styleId="Heading1">
     <w:name w:val="heading 1"/>
-    <w:basedOn w:val="a"/>
-    <w:next w:val="a"/>
-    <w:link w:val="10"/>
+    <w:basedOn w:val="Normal"/>
+    <w:next w:val="Normal"/>
+    <w:link w:val="Heading1Char"/>
     <w:uiPriority w:val="9"/>
     <w:qFormat/>
     <w:rsid w:val="00A54BD3"/>
@@ -2667,11 +2759,11 @@
       <w:szCs w:val="40"/>
     </w:rPr>
   </w:style>
-  <w:style w:type="paragraph" w:styleId="2">
+  <w:style w:type="paragraph" w:styleId="Heading2">
     <w:name w:val="heading 2"/>
-    <w:basedOn w:val="a"/>
-    <w:next w:val="a"/>
-    <w:link w:val="20"/>
+    <w:basedOn w:val="Normal"/>
+    <w:next w:val="Normal"/>
+    <w:link w:val="Heading2Char"/>
     <w:uiPriority w:val="9"/>
     <w:semiHidden/>
     <w:unhideWhenUsed/>
@@ -2690,11 +2782,11 @@
       <w:szCs w:val="32"/>
     </w:rPr>
   </w:style>
-  <w:style w:type="paragraph" w:styleId="3">
+  <w:style w:type="paragraph" w:styleId="Heading3">
     <w:name w:val="heading 3"/>
-    <w:basedOn w:val="a"/>
-    <w:next w:val="a"/>
-    <w:link w:val="30"/>
+    <w:basedOn w:val="Normal"/>
+    <w:next w:val="Normal"/>
+    <w:link w:val="Heading3Char"/>
     <w:uiPriority w:val="9"/>
     <w:semiHidden/>
     <w:unhideWhenUsed/>
@@ -2713,11 +2805,11 @@
       <w:szCs w:val="28"/>
     </w:rPr>
   </w:style>
-  <w:style w:type="paragraph" w:styleId="4">
+  <w:style w:type="paragraph" w:styleId="Heading4">
     <w:name w:val="heading 4"/>
-    <w:basedOn w:val="a"/>
-    <w:next w:val="a"/>
-    <w:link w:val="40"/>
+    <w:basedOn w:val="Normal"/>
+    <w:next w:val="Normal"/>
+    <w:link w:val="Heading4Char"/>
     <w:uiPriority w:val="9"/>
     <w:semiHidden/>
     <w:unhideWhenUsed/>
@@ -2736,11 +2828,11 @@
       <w:color w:val="0F4761" w:themeColor="accent1" w:themeShade="BF"/>
     </w:rPr>
   </w:style>
-  <w:style w:type="paragraph" w:styleId="5">
+  <w:style w:type="paragraph" w:styleId="Heading5">
     <w:name w:val="heading 5"/>
-    <w:basedOn w:val="a"/>
-    <w:next w:val="a"/>
-    <w:link w:val="50"/>
+    <w:basedOn w:val="Normal"/>
+    <w:next w:val="Normal"/>
+    <w:link w:val="Heading5Char"/>
     <w:uiPriority w:val="9"/>
     <w:semiHidden/>
     <w:unhideWhenUsed/>
@@ -2757,11 +2849,11 @@
       <w:color w:val="0F4761" w:themeColor="accent1" w:themeShade="BF"/>
     </w:rPr>
   </w:style>
-  <w:style w:type="paragraph" w:styleId="6">
+  <w:style w:type="paragraph" w:styleId="Heading6">
     <w:name w:val="heading 6"/>
-    <w:basedOn w:val="a"/>
-    <w:next w:val="a"/>
-    <w:link w:val="60"/>
+    <w:basedOn w:val="Normal"/>
+    <w:next w:val="Normal"/>
+    <w:link w:val="Heading6Char"/>
     <w:uiPriority w:val="9"/>
     <w:semiHidden/>
     <w:unhideWhenUsed/>
@@ -2780,11 +2872,11 @@
       <w:color w:val="595959" w:themeColor="text1" w:themeTint="A6"/>
     </w:rPr>
   </w:style>
-  <w:style w:type="paragraph" w:styleId="7">
+  <w:style w:type="paragraph" w:styleId="Heading7">
     <w:name w:val="heading 7"/>
-    <w:basedOn w:val="a"/>
-    <w:next w:val="a"/>
-    <w:link w:val="70"/>
+    <w:basedOn w:val="Normal"/>
+    <w:next w:val="Normal"/>
+    <w:link w:val="Heading7Char"/>
     <w:uiPriority w:val="9"/>
     <w:semiHidden/>
     <w:unhideWhenUsed/>
@@ -2801,11 +2893,11 @@
       <w:color w:val="595959" w:themeColor="text1" w:themeTint="A6"/>
     </w:rPr>
   </w:style>
-  <w:style w:type="paragraph" w:styleId="8">
+  <w:style w:type="paragraph" w:styleId="Heading8">
     <w:name w:val="heading 8"/>
-    <w:basedOn w:val="a"/>
-    <w:next w:val="a"/>
-    <w:link w:val="80"/>
+    <w:basedOn w:val="Normal"/>
+    <w:next w:val="Normal"/>
+    <w:link w:val="Heading8Char"/>
     <w:uiPriority w:val="9"/>
     <w:semiHidden/>
     <w:unhideWhenUsed/>
@@ -2824,11 +2916,11 @@
       <w:color w:val="272727" w:themeColor="text1" w:themeTint="D8"/>
     </w:rPr>
   </w:style>
-  <w:style w:type="paragraph" w:styleId="9">
+  <w:style w:type="paragraph" w:styleId="Heading9">
     <w:name w:val="heading 9"/>
-    <w:basedOn w:val="a"/>
-    <w:next w:val="a"/>
-    <w:link w:val="90"/>
+    <w:basedOn w:val="Normal"/>
+    <w:next w:val="Normal"/>
+    <w:link w:val="Heading9Char"/>
     <w:uiPriority w:val="9"/>
     <w:semiHidden/>
     <w:unhideWhenUsed/>
@@ -2845,12 +2937,13 @@
       <w:color w:val="272727" w:themeColor="text1" w:themeTint="D8"/>
     </w:rPr>
   </w:style>
-  <w:style w:type="character" w:default="1" w:styleId="a0">
+  <w:style w:type="character" w:default="1" w:styleId="DefaultParagraphFont">
     <w:name w:val="Default Paragraph Font"/>
     <w:uiPriority w:val="1"/>
+    <w:semiHidden/>
     <w:unhideWhenUsed/>
   </w:style>
-  <w:style w:type="table" w:default="1" w:styleId="a1">
+  <w:style w:type="table" w:default="1" w:styleId="TableNormal">
     <w:name w:val="Normal Table"/>
     <w:uiPriority w:val="99"/>
     <w:semiHidden/>
@@ -2865,16 +2958,16 @@
       </w:tblCellMar>
     </w:tblPr>
   </w:style>
-  <w:style w:type="numbering" w:default="1" w:styleId="a2">
+  <w:style w:type="numbering" w:default="1" w:styleId="NoList">
     <w:name w:val="No List"/>
     <w:uiPriority w:val="99"/>
     <w:semiHidden/>
     <w:unhideWhenUsed/>
   </w:style>
-  <w:style w:type="character" w:customStyle="1" w:styleId="10">
-    <w:name w:val="标题 1 字符"/>
-    <w:basedOn w:val="a0"/>
-    <w:link w:val="1"/>
+  <w:style w:type="character" w:customStyle="1" w:styleId="Heading1Char">
+    <w:name w:val="Heading 1 Char"/>
+    <w:basedOn w:val="DefaultParagraphFont"/>
+    <w:link w:val="Heading1"/>
     <w:uiPriority w:val="9"/>
     <w:rsid w:val="00A54BD3"/>
     <w:rPr>
@@ -2885,10 +2978,10 @@
       <w:lang w:val="en-US"/>
     </w:rPr>
   </w:style>
-  <w:style w:type="character" w:customStyle="1" w:styleId="20">
-    <w:name w:val="标题 2 字符"/>
-    <w:basedOn w:val="a0"/>
-    <w:link w:val="2"/>
+  <w:style w:type="character" w:customStyle="1" w:styleId="Heading2Char">
+    <w:name w:val="Heading 2 Char"/>
+    <w:basedOn w:val="DefaultParagraphFont"/>
+    <w:link w:val="Heading2"/>
     <w:uiPriority w:val="9"/>
     <w:semiHidden/>
     <w:rsid w:val="00A54BD3"/>
@@ -2900,10 +2993,10 @@
       <w:lang w:val="en-US"/>
     </w:rPr>
   </w:style>
-  <w:style w:type="character" w:customStyle="1" w:styleId="30">
-    <w:name w:val="标题 3 字符"/>
-    <w:basedOn w:val="a0"/>
-    <w:link w:val="3"/>
+  <w:style w:type="character" w:customStyle="1" w:styleId="Heading3Char">
+    <w:name w:val="Heading 3 Char"/>
+    <w:basedOn w:val="DefaultParagraphFont"/>
+    <w:link w:val="Heading3"/>
     <w:uiPriority w:val="9"/>
     <w:semiHidden/>
     <w:rsid w:val="00A54BD3"/>
@@ -2915,10 +3008,10 @@
       <w:lang w:val="en-US"/>
     </w:rPr>
   </w:style>
-  <w:style w:type="character" w:customStyle="1" w:styleId="40">
-    <w:name w:val="标题 4 字符"/>
-    <w:basedOn w:val="a0"/>
-    <w:link w:val="4"/>
+  <w:style w:type="character" w:customStyle="1" w:styleId="Heading4Char">
+    <w:name w:val="Heading 4 Char"/>
+    <w:basedOn w:val="DefaultParagraphFont"/>
+    <w:link w:val="Heading4"/>
     <w:uiPriority w:val="9"/>
     <w:semiHidden/>
     <w:rsid w:val="00A54BD3"/>
@@ -2930,10 +3023,10 @@
       <w:lang w:val="en-US"/>
     </w:rPr>
   </w:style>
-  <w:style w:type="character" w:customStyle="1" w:styleId="50">
-    <w:name w:val="标题 5 字符"/>
-    <w:basedOn w:val="a0"/>
-    <w:link w:val="5"/>
+  <w:style w:type="character" w:customStyle="1" w:styleId="Heading5Char">
+    <w:name w:val="Heading 5 Char"/>
+    <w:basedOn w:val="DefaultParagraphFont"/>
+    <w:link w:val="Heading5"/>
     <w:uiPriority w:val="9"/>
     <w:semiHidden/>
     <w:rsid w:val="00A54BD3"/>
@@ -2943,10 +3036,10 @@
       <w:lang w:val="en-US"/>
     </w:rPr>
   </w:style>
-  <w:style w:type="character" w:customStyle="1" w:styleId="60">
-    <w:name w:val="标题 6 字符"/>
-    <w:basedOn w:val="a0"/>
-    <w:link w:val="6"/>
+  <w:style w:type="character" w:customStyle="1" w:styleId="Heading6Char">
+    <w:name w:val="Heading 6 Char"/>
+    <w:basedOn w:val="DefaultParagraphFont"/>
+    <w:link w:val="Heading6"/>
     <w:uiPriority w:val="9"/>
     <w:semiHidden/>
     <w:rsid w:val="00A54BD3"/>
@@ -2958,10 +3051,10 @@
       <w:lang w:val="en-US"/>
     </w:rPr>
   </w:style>
-  <w:style w:type="character" w:customStyle="1" w:styleId="70">
-    <w:name w:val="标题 7 字符"/>
-    <w:basedOn w:val="a0"/>
-    <w:link w:val="7"/>
+  <w:style w:type="character" w:customStyle="1" w:styleId="Heading7Char">
+    <w:name w:val="Heading 7 Char"/>
+    <w:basedOn w:val="DefaultParagraphFont"/>
+    <w:link w:val="Heading7"/>
     <w:uiPriority w:val="9"/>
     <w:semiHidden/>
     <w:rsid w:val="00A54BD3"/>
@@ -2971,10 +3064,10 @@
       <w:lang w:val="en-US"/>
     </w:rPr>
   </w:style>
-  <w:style w:type="character" w:customStyle="1" w:styleId="80">
-    <w:name w:val="标题 8 字符"/>
-    <w:basedOn w:val="a0"/>
-    <w:link w:val="8"/>
+  <w:style w:type="character" w:customStyle="1" w:styleId="Heading8Char">
+    <w:name w:val="Heading 8 Char"/>
+    <w:basedOn w:val="DefaultParagraphFont"/>
+    <w:link w:val="Heading8"/>
     <w:uiPriority w:val="9"/>
     <w:semiHidden/>
     <w:rsid w:val="00A54BD3"/>
@@ -2986,10 +3079,10 @@
       <w:lang w:val="en-US"/>
     </w:rPr>
   </w:style>
-  <w:style w:type="character" w:customStyle="1" w:styleId="90">
-    <w:name w:val="标题 9 字符"/>
-    <w:basedOn w:val="a0"/>
-    <w:link w:val="9"/>
+  <w:style w:type="character" w:customStyle="1" w:styleId="Heading9Char">
+    <w:name w:val="Heading 9 Char"/>
+    <w:basedOn w:val="DefaultParagraphFont"/>
+    <w:link w:val="Heading9"/>
     <w:uiPriority w:val="9"/>
     <w:semiHidden/>
     <w:rsid w:val="00A54BD3"/>
@@ -2999,11 +3092,11 @@
       <w:lang w:val="en-US"/>
     </w:rPr>
   </w:style>
-  <w:style w:type="paragraph" w:styleId="a3">
+  <w:style w:type="paragraph" w:styleId="Title">
     <w:name w:val="Title"/>
-    <w:basedOn w:val="a"/>
-    <w:next w:val="a"/>
-    <w:link w:val="a4"/>
+    <w:basedOn w:val="Normal"/>
+    <w:next w:val="Normal"/>
+    <w:link w:val="TitleChar"/>
     <w:uiPriority w:val="10"/>
     <w:qFormat/>
     <w:rsid w:val="00A54BD3"/>
@@ -3019,10 +3112,10 @@
       <w:szCs w:val="56"/>
     </w:rPr>
   </w:style>
-  <w:style w:type="character" w:customStyle="1" w:styleId="a4">
-    <w:name w:val="标题 字符"/>
-    <w:basedOn w:val="a0"/>
-    <w:link w:val="a3"/>
+  <w:style w:type="character" w:customStyle="1" w:styleId="TitleChar">
+    <w:name w:val="Title Char"/>
+    <w:basedOn w:val="DefaultParagraphFont"/>
+    <w:link w:val="Title"/>
     <w:uiPriority w:val="10"/>
     <w:rsid w:val="00A54BD3"/>
     <w:rPr>
@@ -3034,11 +3127,11 @@
       <w:lang w:val="en-US"/>
     </w:rPr>
   </w:style>
-  <w:style w:type="paragraph" w:styleId="a5">
+  <w:style w:type="paragraph" w:styleId="Subtitle">
     <w:name w:val="Subtitle"/>
-    <w:basedOn w:val="a"/>
-    <w:next w:val="a"/>
-    <w:link w:val="a6"/>
+    <w:basedOn w:val="Normal"/>
+    <w:next w:val="Normal"/>
+    <w:link w:val="SubtitleChar"/>
     <w:uiPriority w:val="11"/>
     <w:qFormat/>
     <w:rsid w:val="00A54BD3"/>
@@ -3055,10 +3148,10 @@
       <w:szCs w:val="28"/>
     </w:rPr>
   </w:style>
-  <w:style w:type="character" w:customStyle="1" w:styleId="a6">
-    <w:name w:val="副标题 字符"/>
-    <w:basedOn w:val="a0"/>
-    <w:link w:val="a5"/>
+  <w:style w:type="character" w:customStyle="1" w:styleId="SubtitleChar">
+    <w:name w:val="Subtitle Char"/>
+    <w:basedOn w:val="DefaultParagraphFont"/>
+    <w:link w:val="Subtitle"/>
     <w:uiPriority w:val="11"/>
     <w:rsid w:val="00A54BD3"/>
     <w:rPr>
@@ -3070,11 +3163,11 @@
       <w:lang w:val="en-US"/>
     </w:rPr>
   </w:style>
-  <w:style w:type="paragraph" w:styleId="a7">
+  <w:style w:type="paragraph" w:styleId="Quote">
     <w:name w:val="Quote"/>
-    <w:basedOn w:val="a"/>
-    <w:next w:val="a"/>
-    <w:link w:val="a8"/>
+    <w:basedOn w:val="Normal"/>
+    <w:next w:val="Normal"/>
+    <w:link w:val="QuoteChar"/>
     <w:uiPriority w:val="29"/>
     <w:qFormat/>
     <w:rsid w:val="00A54BD3"/>
@@ -3088,10 +3181,10 @@
       <w:color w:val="404040" w:themeColor="text1" w:themeTint="BF"/>
     </w:rPr>
   </w:style>
-  <w:style w:type="character" w:customStyle="1" w:styleId="a8">
-    <w:name w:val="引用 字符"/>
-    <w:basedOn w:val="a0"/>
-    <w:link w:val="a7"/>
+  <w:style w:type="character" w:customStyle="1" w:styleId="QuoteChar">
+    <w:name w:val="Quote Char"/>
+    <w:basedOn w:val="DefaultParagraphFont"/>
+    <w:link w:val="Quote"/>
     <w:uiPriority w:val="29"/>
     <w:rsid w:val="00A54BD3"/>
     <w:rPr>
@@ -3101,9 +3194,9 @@
       <w:lang w:val="en-US"/>
     </w:rPr>
   </w:style>
-  <w:style w:type="paragraph" w:styleId="a9">
+  <w:style w:type="paragraph" w:styleId="ListParagraph">
     <w:name w:val="List Paragraph"/>
-    <w:basedOn w:val="a"/>
+    <w:basedOn w:val="Normal"/>
     <w:uiPriority w:val="34"/>
     <w:qFormat/>
     <w:rsid w:val="00A54BD3"/>
@@ -3112,9 +3205,9 @@
       <w:contextualSpacing/>
     </w:pPr>
   </w:style>
-  <w:style w:type="character" w:styleId="aa">
+  <w:style w:type="character" w:styleId="IntenseEmphasis">
     <w:name w:val="Intense Emphasis"/>
-    <w:basedOn w:val="a0"/>
+    <w:basedOn w:val="DefaultParagraphFont"/>
     <w:uiPriority w:val="21"/>
     <w:qFormat/>
     <w:rsid w:val="00A54BD3"/>
@@ -3124,11 +3217,11 @@
       <w:color w:val="0F4761" w:themeColor="accent1" w:themeShade="BF"/>
     </w:rPr>
   </w:style>
-  <w:style w:type="paragraph" w:styleId="ab">
+  <w:style w:type="paragraph" w:styleId="IntenseQuote">
     <w:name w:val="Intense Quote"/>
-    <w:basedOn w:val="a"/>
-    <w:next w:val="a"/>
-    <w:link w:val="ac"/>
+    <w:basedOn w:val="Normal"/>
+    <w:next w:val="Normal"/>
+    <w:link w:val="IntenseQuoteChar"/>
     <w:uiPriority w:val="30"/>
     <w:qFormat/>
     <w:rsid w:val="00A54BD3"/>
@@ -3147,10 +3240,10 @@
       <w:color w:val="0F4761" w:themeColor="accent1" w:themeShade="BF"/>
     </w:rPr>
   </w:style>
-  <w:style w:type="character" w:customStyle="1" w:styleId="ac">
-    <w:name w:val="明显引用 字符"/>
-    <w:basedOn w:val="a0"/>
-    <w:link w:val="ab"/>
+  <w:style w:type="character" w:customStyle="1" w:styleId="IntenseQuoteChar">
+    <w:name w:val="Intense Quote Char"/>
+    <w:basedOn w:val="DefaultParagraphFont"/>
+    <w:link w:val="IntenseQuote"/>
     <w:uiPriority w:val="30"/>
     <w:rsid w:val="00A54BD3"/>
     <w:rPr>
@@ -3160,9 +3253,9 @@
       <w:lang w:val="en-US"/>
     </w:rPr>
   </w:style>
-  <w:style w:type="character" w:styleId="ad">
+  <w:style w:type="character" w:styleId="IntenseReference">
     <w:name w:val="Intense Reference"/>
-    <w:basedOn w:val="a0"/>
+    <w:basedOn w:val="DefaultParagraphFont"/>
     <w:uiPriority w:val="32"/>
     <w:qFormat/>
     <w:rsid w:val="00A54BD3"/>
